--- a/УПП/ПР-3 УПП Тарасевич.docx
+++ b/УПП/ПР-3 УПП Тарасевич.docx
@@ -2856,6 +2856,7 @@
       </w:pPr>
       <w:r>
         <w:rPr>
+          <w:noProof/>
           <w:sz w:val="28"/>
           <w:szCs w:val="28"/>
           <w:lang w:val="en-US"/>
@@ -2955,6 +2956,7 @@
       </w:pPr>
       <w:r>
         <w:rPr>
+          <w:noProof/>
           <w:sz w:val="28"/>
           <w:szCs w:val="28"/>
           <w:lang w:val="en-US"/>
@@ -3017,7 +3019,6 @@
         <w:rPr>
           <w:sz w:val="28"/>
           <w:szCs w:val="28"/>
-          <w:lang w:val="en-US"/>
         </w:rPr>
         <w:t xml:space="preserve">2 – </w:t>
       </w:r>
@@ -3060,6 +3061,7 @@
       </w:pPr>
       <w:r>
         <w:rPr>
+          <w:noProof/>
           <w:sz w:val="28"/>
           <w:szCs w:val="28"/>
           <w:lang w:val="en-US"/>
@@ -3207,9 +3209,16 @@
         <w:rPr>
           <w:sz w:val="28"/>
           <w:szCs w:val="28"/>
-          <w:highlight w:val="yellow"/>
-        </w:rPr>
-        <w:t>какие ресурсы будут задействованы? как это повлияет на другие задачи?</w:t>
+        </w:rPr>
+        <w:lastRenderedPageBreak/>
+        <w:t>Задействованные в ходе реализации изменений ресурсы включают в себя одного программиста</w:t>
+      </w:r>
+      <w:r>
+        <w:rPr>
+          <w:sz w:val="28"/>
+          <w:szCs w:val="28"/>
+        </w:rPr>
+        <w:t>, одно рабочее время и оплата труда программиста.</w:t>
       </w:r>
     </w:p>
     <w:p>
@@ -3227,7 +3236,32 @@
           <w:sz w:val="28"/>
           <w:szCs w:val="28"/>
         </w:rPr>
-        <w:lastRenderedPageBreak/>
+        <w:t>Ввиду использования отдельных веток для разработки влияние изменений на другие задачи минимально.</w:t>
+      </w:r>
+    </w:p>
+    <w:p>
+      <w:pPr>
+        <w:pStyle w:val="2"/>
+      </w:pPr>
+      <w:r>
+        <w:t>2.4 Внесение изменений</w:t>
+      </w:r>
+    </w:p>
+    <w:p>
+      <w:pPr>
+        <w:spacing w:line="360" w:lineRule="auto"/>
+        <w:ind w:left="0" w:firstLine="709"/>
+        <w:jc w:val="both"/>
+        <w:rPr>
+          <w:sz w:val="28"/>
+          <w:szCs w:val="28"/>
+        </w:rPr>
+      </w:pPr>
+      <w:r>
+        <w:rPr>
+          <w:sz w:val="28"/>
+          <w:szCs w:val="28"/>
+        </w:rPr>
         <w:t>Для выполнения этой задачи были созданы две отдельных ветки, как показано на рисунке 4.</w:t>
       </w:r>
     </w:p>
@@ -3244,6 +3278,7 @@
       </w:pPr>
       <w:r>
         <w:rPr>
+          <w:noProof/>
           <w:sz w:val="28"/>
           <w:szCs w:val="28"/>
           <w:lang w:val="en-US"/>
@@ -3351,6 +3386,7 @@
       </w:pPr>
       <w:r>
         <w:rPr>
+          <w:noProof/>
           <w:sz w:val="28"/>
           <w:szCs w:val="28"/>
         </w:rPr>
@@ -3435,16 +3471,14 @@
         <w:rPr>
           <w:sz w:val="28"/>
           <w:szCs w:val="28"/>
-          <w:highlight w:val="yellow"/>
-        </w:rPr>
-      </w:pPr>
-      <w:r>
-        <w:rPr>
-          <w:sz w:val="28"/>
-          <w:szCs w:val="28"/>
-          <w:highlight w:val="yellow"/>
-        </w:rPr>
-        <w:t>оценить результаты</w:t>
+        </w:rPr>
+      </w:pPr>
+      <w:r>
+        <w:rPr>
+          <w:sz w:val="28"/>
+          <w:szCs w:val="28"/>
+        </w:rPr>
+        <w:t xml:space="preserve">В ходе реализации модели управления изменениями удалось внести изменения в проект, не помешав при этом другим разработчикам, поскольку разработка велась на выделенных ветках. </w:t>
       </w:r>
     </w:p>
     <w:p>
@@ -3455,38 +3489,27 @@
         <w:rPr>
           <w:sz w:val="28"/>
           <w:szCs w:val="28"/>
-          <w:highlight w:val="yellow"/>
-        </w:rPr>
-      </w:pPr>
-      <w:r>
-        <w:rPr>
-          <w:sz w:val="28"/>
-          <w:szCs w:val="28"/>
-          <w:highlight w:val="yellow"/>
-        </w:rPr>
-        <w:t xml:space="preserve">провести анализ </w:t>
-      </w:r>
-      <w:proofErr w:type="gramStart"/>
-      <w:r>
-        <w:rPr>
-          <w:sz w:val="28"/>
-          <w:szCs w:val="28"/>
-          <w:highlight w:val="yellow"/>
-        </w:rPr>
-        <w:t>того</w:t>
-      </w:r>
-      <w:proofErr w:type="gramEnd"/>
-      <w:r>
-        <w:rPr>
-          <w:sz w:val="28"/>
-          <w:szCs w:val="28"/>
-          <w:highlight w:val="yellow"/>
-        </w:rPr>
-        <w:t xml:space="preserve"> как изменение повлияло на проект</w:t>
+        </w:rPr>
+      </w:pPr>
+      <w:r>
+        <w:rPr>
+          <w:sz w:val="28"/>
+          <w:szCs w:val="28"/>
+        </w:rPr>
+        <w:lastRenderedPageBreak/>
+        <w:t>Можно выделить следующие рекомендации для улучшения процесса управления изменениями:</w:t>
       </w:r>
     </w:p>
     <w:p>
       <w:pPr>
+        <w:pStyle w:val="a9"/>
+        <w:numPr>
+          <w:ilvl w:val="0"/>
+          <w:numId w:val="27"/>
+        </w:numPr>
+        <w:tabs>
+          <w:tab w:val="left" w:pos="1069"/>
+        </w:tabs>
         <w:spacing w:line="360" w:lineRule="auto"/>
         <w:ind w:left="0" w:firstLine="709"/>
         <w:jc w:val="both"/>
@@ -3499,9 +3522,105 @@
         <w:rPr>
           <w:sz w:val="28"/>
           <w:szCs w:val="28"/>
-          <w:highlight w:val="yellow"/>
-        </w:rPr>
-        <w:t>подготовить рекомендации для улучшения процесса управления изменениями</w:t>
+        </w:rPr>
+        <w:t>использовать разные ветки для разных задач;</w:t>
+      </w:r>
+    </w:p>
+    <w:p>
+      <w:pPr>
+        <w:pStyle w:val="a9"/>
+        <w:numPr>
+          <w:ilvl w:val="0"/>
+          <w:numId w:val="27"/>
+        </w:numPr>
+        <w:tabs>
+          <w:tab w:val="left" w:pos="1069"/>
+        </w:tabs>
+        <w:spacing w:line="360" w:lineRule="auto"/>
+        <w:ind w:left="0" w:firstLine="709"/>
+        <w:jc w:val="both"/>
+        <w:rPr>
+          <w:sz w:val="28"/>
+          <w:szCs w:val="28"/>
+        </w:rPr>
+      </w:pPr>
+      <w:r>
+        <w:rPr>
+          <w:sz w:val="28"/>
+          <w:szCs w:val="28"/>
+        </w:rPr>
+        <w:t xml:space="preserve">отправка изменений в </w:t>
+      </w:r>
+      <w:r>
+        <w:rPr>
+          <w:sz w:val="28"/>
+          <w:szCs w:val="28"/>
+          <w:lang w:val="en-US"/>
+        </w:rPr>
+        <w:t>main</w:t>
+      </w:r>
+      <w:r>
+        <w:rPr>
+          <w:sz w:val="28"/>
+          <w:szCs w:val="28"/>
+        </w:rPr>
+        <w:t xml:space="preserve"> и </w:t>
+      </w:r>
+      <w:r>
+        <w:rPr>
+          <w:sz w:val="28"/>
+          <w:szCs w:val="28"/>
+          <w:lang w:val="en-US"/>
+        </w:rPr>
+        <w:t>dev</w:t>
+      </w:r>
+      <w:r>
+        <w:rPr>
+          <w:sz w:val="28"/>
+          <w:szCs w:val="28"/>
+        </w:rPr>
+        <w:t xml:space="preserve"> только через слияния;</w:t>
+      </w:r>
+    </w:p>
+    <w:p>
+      <w:pPr>
+        <w:pStyle w:val="a9"/>
+        <w:numPr>
+          <w:ilvl w:val="0"/>
+          <w:numId w:val="27"/>
+        </w:numPr>
+        <w:tabs>
+          <w:tab w:val="left" w:pos="1069"/>
+        </w:tabs>
+        <w:spacing w:line="360" w:lineRule="auto"/>
+        <w:ind w:left="0" w:firstLine="709"/>
+        <w:jc w:val="both"/>
+        <w:rPr>
+          <w:sz w:val="28"/>
+          <w:szCs w:val="28"/>
+        </w:rPr>
+      </w:pPr>
+      <w:r>
+        <w:rPr>
+          <w:sz w:val="28"/>
+          <w:szCs w:val="28"/>
+        </w:rPr>
+        <w:t xml:space="preserve">рассмотреть возможность использования механизмов автоматизации </w:t>
+      </w:r>
+      <w:r>
+        <w:rPr>
+          <w:sz w:val="28"/>
+          <w:szCs w:val="28"/>
+          <w:lang w:val="en-US"/>
+        </w:rPr>
+        <w:t>GitHub</w:t>
+      </w:r>
+      <w:r>
+        <w:rPr>
+          <w:sz w:val="28"/>
+          <w:szCs w:val="28"/>
+        </w:rPr>
+        <w:t xml:space="preserve"> для проведения тестирования.</w:t>
       </w:r>
     </w:p>
     <w:sectPr>
@@ -5320,6 +5439,119 @@
     </w:lvl>
   </w:abstractNum>
   <w:abstractNum w:abstractNumId="17" w15:restartNumberingAfterBreak="0">
+    <w:nsid w:val="4D3D6B99"/>
+    <w:multiLevelType w:val="hybridMultilevel"/>
+    <w:tmpl w:val="52CAA072"/>
+    <w:lvl w:ilvl="0" w:tplc="04190001">
+      <w:start w:val="1"/>
+      <w:numFmt w:val="bullet"/>
+      <w:lvlText w:val=""/>
+      <w:lvlJc w:val="left"/>
+      <w:pPr>
+        <w:ind w:left="1429" w:hanging="360"/>
+      </w:pPr>
+      <w:rPr>
+        <w:rFonts w:ascii="Symbol" w:hAnsi="Symbol" w:hint="default"/>
+      </w:rPr>
+    </w:lvl>
+    <w:lvl w:ilvl="1" w:tplc="04190003" w:tentative="1">
+      <w:start w:val="1"/>
+      <w:numFmt w:val="bullet"/>
+      <w:lvlText w:val="o"/>
+      <w:lvlJc w:val="left"/>
+      <w:pPr>
+        <w:ind w:left="2149" w:hanging="360"/>
+      </w:pPr>
+      <w:rPr>
+        <w:rFonts w:ascii="Courier New" w:hAnsi="Courier New" w:cs="Courier New" w:hint="default"/>
+      </w:rPr>
+    </w:lvl>
+    <w:lvl w:ilvl="2" w:tplc="04190005" w:tentative="1">
+      <w:start w:val="1"/>
+      <w:numFmt w:val="bullet"/>
+      <w:lvlText w:val=""/>
+      <w:lvlJc w:val="left"/>
+      <w:pPr>
+        <w:ind w:left="2869" w:hanging="360"/>
+      </w:pPr>
+      <w:rPr>
+        <w:rFonts w:ascii="Wingdings" w:hAnsi="Wingdings" w:hint="default"/>
+      </w:rPr>
+    </w:lvl>
+    <w:lvl w:ilvl="3" w:tplc="04190001" w:tentative="1">
+      <w:start w:val="1"/>
+      <w:numFmt w:val="bullet"/>
+      <w:lvlText w:val=""/>
+      <w:lvlJc w:val="left"/>
+      <w:pPr>
+        <w:ind w:left="3589" w:hanging="360"/>
+      </w:pPr>
+      <w:rPr>
+        <w:rFonts w:ascii="Symbol" w:hAnsi="Symbol" w:hint="default"/>
+      </w:rPr>
+    </w:lvl>
+    <w:lvl w:ilvl="4" w:tplc="04190003" w:tentative="1">
+      <w:start w:val="1"/>
+      <w:numFmt w:val="bullet"/>
+      <w:lvlText w:val="o"/>
+      <w:lvlJc w:val="left"/>
+      <w:pPr>
+        <w:ind w:left="4309" w:hanging="360"/>
+      </w:pPr>
+      <w:rPr>
+        <w:rFonts w:ascii="Courier New" w:hAnsi="Courier New" w:cs="Courier New" w:hint="default"/>
+      </w:rPr>
+    </w:lvl>
+    <w:lvl w:ilvl="5" w:tplc="04190005" w:tentative="1">
+      <w:start w:val="1"/>
+      <w:numFmt w:val="bullet"/>
+      <w:lvlText w:val=""/>
+      <w:lvlJc w:val="left"/>
+      <w:pPr>
+        <w:ind w:left="5029" w:hanging="360"/>
+      </w:pPr>
+      <w:rPr>
+        <w:rFonts w:ascii="Wingdings" w:hAnsi="Wingdings" w:hint="default"/>
+      </w:rPr>
+    </w:lvl>
+    <w:lvl w:ilvl="6" w:tplc="04190001" w:tentative="1">
+      <w:start w:val="1"/>
+      <w:numFmt w:val="bullet"/>
+      <w:lvlText w:val=""/>
+      <w:lvlJc w:val="left"/>
+      <w:pPr>
+        <w:ind w:left="5749" w:hanging="360"/>
+      </w:pPr>
+      <w:rPr>
+        <w:rFonts w:ascii="Symbol" w:hAnsi="Symbol" w:hint="default"/>
+      </w:rPr>
+    </w:lvl>
+    <w:lvl w:ilvl="7" w:tplc="04190003" w:tentative="1">
+      <w:start w:val="1"/>
+      <w:numFmt w:val="bullet"/>
+      <w:lvlText w:val="o"/>
+      <w:lvlJc w:val="left"/>
+      <w:pPr>
+        <w:ind w:left="6469" w:hanging="360"/>
+      </w:pPr>
+      <w:rPr>
+        <w:rFonts w:ascii="Courier New" w:hAnsi="Courier New" w:cs="Courier New" w:hint="default"/>
+      </w:rPr>
+    </w:lvl>
+    <w:lvl w:ilvl="8" w:tplc="04190005" w:tentative="1">
+      <w:start w:val="1"/>
+      <w:numFmt w:val="bullet"/>
+      <w:lvlText w:val=""/>
+      <w:lvlJc w:val="left"/>
+      <w:pPr>
+        <w:ind w:left="7189" w:hanging="360"/>
+      </w:pPr>
+      <w:rPr>
+        <w:rFonts w:ascii="Wingdings" w:hAnsi="Wingdings" w:hint="default"/>
+      </w:rPr>
+    </w:lvl>
+  </w:abstractNum>
+  <w:abstractNum w:abstractNumId="18" w15:restartNumberingAfterBreak="0">
     <w:nsid w:val="4FF064D8"/>
     <w:multiLevelType w:val="hybridMultilevel"/>
     <w:tmpl w:val="2E6A0AF6"/>
@@ -5408,7 +5640,7 @@
       </w:pPr>
     </w:lvl>
   </w:abstractNum>
-  <w:abstractNum w:abstractNumId="18" w15:restartNumberingAfterBreak="0">
+  <w:abstractNum w:abstractNumId="19" w15:restartNumberingAfterBreak="0">
     <w:nsid w:val="551140E3"/>
     <w:multiLevelType w:val="hybridMultilevel"/>
     <w:tmpl w:val="3EDCC926"/>
@@ -5521,7 +5753,7 @@
       </w:rPr>
     </w:lvl>
   </w:abstractNum>
-  <w:abstractNum w:abstractNumId="19" w15:restartNumberingAfterBreak="0">
+  <w:abstractNum w:abstractNumId="20" w15:restartNumberingAfterBreak="0">
     <w:nsid w:val="5EDC6F60"/>
     <w:multiLevelType w:val="hybridMultilevel"/>
     <w:tmpl w:val="F9A4B972"/>
@@ -5634,7 +5866,7 @@
       </w:rPr>
     </w:lvl>
   </w:abstractNum>
-  <w:abstractNum w:abstractNumId="20" w15:restartNumberingAfterBreak="0">
+  <w:abstractNum w:abstractNumId="21" w15:restartNumberingAfterBreak="0">
     <w:nsid w:val="670332D0"/>
     <w:multiLevelType w:val="hybridMultilevel"/>
     <w:tmpl w:val="07A0F6FE"/>
@@ -5720,7 +5952,7 @@
       </w:pPr>
     </w:lvl>
   </w:abstractNum>
-  <w:abstractNum w:abstractNumId="21" w15:restartNumberingAfterBreak="0">
+  <w:abstractNum w:abstractNumId="22" w15:restartNumberingAfterBreak="0">
     <w:nsid w:val="703E50D0"/>
     <w:multiLevelType w:val="hybridMultilevel"/>
     <w:tmpl w:val="7E90E51E"/>
@@ -5809,7 +6041,120 @@
       </w:pPr>
     </w:lvl>
   </w:abstractNum>
-  <w:abstractNum w:abstractNumId="22" w15:restartNumberingAfterBreak="0">
+  <w:abstractNum w:abstractNumId="23" w15:restartNumberingAfterBreak="0">
+    <w:nsid w:val="76AC79AD"/>
+    <w:multiLevelType w:val="hybridMultilevel"/>
+    <w:tmpl w:val="CBBC7B40"/>
+    <w:lvl w:ilvl="0" w:tplc="EC449B6C">
+      <w:start w:val="1"/>
+      <w:numFmt w:val="bullet"/>
+      <w:lvlText w:val=""/>
+      <w:lvlJc w:val="left"/>
+      <w:pPr>
+        <w:ind w:left="1429" w:hanging="360"/>
+      </w:pPr>
+      <w:rPr>
+        <w:rFonts w:ascii="Symbol" w:hAnsi="Symbol" w:hint="default"/>
+      </w:rPr>
+    </w:lvl>
+    <w:lvl w:ilvl="1" w:tplc="FFFFFFFF" w:tentative="1">
+      <w:start w:val="1"/>
+      <w:numFmt w:val="bullet"/>
+      <w:lvlText w:val="o"/>
+      <w:lvlJc w:val="left"/>
+      <w:pPr>
+        <w:ind w:left="2149" w:hanging="360"/>
+      </w:pPr>
+      <w:rPr>
+        <w:rFonts w:ascii="Courier New" w:hAnsi="Courier New" w:cs="Courier New" w:hint="default"/>
+      </w:rPr>
+    </w:lvl>
+    <w:lvl w:ilvl="2" w:tplc="FFFFFFFF" w:tentative="1">
+      <w:start w:val="1"/>
+      <w:numFmt w:val="bullet"/>
+      <w:lvlText w:val=""/>
+      <w:lvlJc w:val="left"/>
+      <w:pPr>
+        <w:ind w:left="2869" w:hanging="360"/>
+      </w:pPr>
+      <w:rPr>
+        <w:rFonts w:ascii="Wingdings" w:hAnsi="Wingdings" w:hint="default"/>
+      </w:rPr>
+    </w:lvl>
+    <w:lvl w:ilvl="3" w:tplc="FFFFFFFF" w:tentative="1">
+      <w:start w:val="1"/>
+      <w:numFmt w:val="bullet"/>
+      <w:lvlText w:val=""/>
+      <w:lvlJc w:val="left"/>
+      <w:pPr>
+        <w:ind w:left="3589" w:hanging="360"/>
+      </w:pPr>
+      <w:rPr>
+        <w:rFonts w:ascii="Symbol" w:hAnsi="Symbol" w:hint="default"/>
+      </w:rPr>
+    </w:lvl>
+    <w:lvl w:ilvl="4" w:tplc="FFFFFFFF" w:tentative="1">
+      <w:start w:val="1"/>
+      <w:numFmt w:val="bullet"/>
+      <w:lvlText w:val="o"/>
+      <w:lvlJc w:val="left"/>
+      <w:pPr>
+        <w:ind w:left="4309" w:hanging="360"/>
+      </w:pPr>
+      <w:rPr>
+        <w:rFonts w:ascii="Courier New" w:hAnsi="Courier New" w:cs="Courier New" w:hint="default"/>
+      </w:rPr>
+    </w:lvl>
+    <w:lvl w:ilvl="5" w:tplc="FFFFFFFF" w:tentative="1">
+      <w:start w:val="1"/>
+      <w:numFmt w:val="bullet"/>
+      <w:lvlText w:val=""/>
+      <w:lvlJc w:val="left"/>
+      <w:pPr>
+        <w:ind w:left="5029" w:hanging="360"/>
+      </w:pPr>
+      <w:rPr>
+        <w:rFonts w:ascii="Wingdings" w:hAnsi="Wingdings" w:hint="default"/>
+      </w:rPr>
+    </w:lvl>
+    <w:lvl w:ilvl="6" w:tplc="FFFFFFFF" w:tentative="1">
+      <w:start w:val="1"/>
+      <w:numFmt w:val="bullet"/>
+      <w:lvlText w:val=""/>
+      <w:lvlJc w:val="left"/>
+      <w:pPr>
+        <w:ind w:left="5749" w:hanging="360"/>
+      </w:pPr>
+      <w:rPr>
+        <w:rFonts w:ascii="Symbol" w:hAnsi="Symbol" w:hint="default"/>
+      </w:rPr>
+    </w:lvl>
+    <w:lvl w:ilvl="7" w:tplc="FFFFFFFF" w:tentative="1">
+      <w:start w:val="1"/>
+      <w:numFmt w:val="bullet"/>
+      <w:lvlText w:val="o"/>
+      <w:lvlJc w:val="left"/>
+      <w:pPr>
+        <w:ind w:left="6469" w:hanging="360"/>
+      </w:pPr>
+      <w:rPr>
+        <w:rFonts w:ascii="Courier New" w:hAnsi="Courier New" w:cs="Courier New" w:hint="default"/>
+      </w:rPr>
+    </w:lvl>
+    <w:lvl w:ilvl="8" w:tplc="FFFFFFFF" w:tentative="1">
+      <w:start w:val="1"/>
+      <w:numFmt w:val="bullet"/>
+      <w:lvlText w:val=""/>
+      <w:lvlJc w:val="left"/>
+      <w:pPr>
+        <w:ind w:left="7189" w:hanging="360"/>
+      </w:pPr>
+      <w:rPr>
+        <w:rFonts w:ascii="Wingdings" w:hAnsi="Wingdings" w:hint="default"/>
+      </w:rPr>
+    </w:lvl>
+  </w:abstractNum>
+  <w:abstractNum w:abstractNumId="24" w15:restartNumberingAfterBreak="0">
     <w:nsid w:val="797D115E"/>
     <w:multiLevelType w:val="hybridMultilevel"/>
     <w:tmpl w:val="F620C11E"/>
@@ -5895,7 +6240,7 @@
       </w:pPr>
     </w:lvl>
   </w:abstractNum>
-  <w:abstractNum w:abstractNumId="23" w15:restartNumberingAfterBreak="0">
+  <w:abstractNum w:abstractNumId="25" w15:restartNumberingAfterBreak="0">
     <w:nsid w:val="7BC867EB"/>
     <w:multiLevelType w:val="hybridMultilevel"/>
     <w:tmpl w:val="EB40794E"/>
@@ -6051,22 +6396,22 @@
     <w:abstractNumId w:val="13"/>
   </w:num>
   <w:num w:numId="6" w16cid:durableId="400566673">
-    <w:abstractNumId w:val="18"/>
+    <w:abstractNumId w:val="19"/>
   </w:num>
   <w:num w:numId="7" w16cid:durableId="178082222">
     <w:abstractNumId w:val="15"/>
   </w:num>
   <w:num w:numId="8" w16cid:durableId="1002780817">
-    <w:abstractNumId w:val="19"/>
+    <w:abstractNumId w:val="20"/>
   </w:num>
   <w:num w:numId="9" w16cid:durableId="1212620978">
-    <w:abstractNumId w:val="22"/>
+    <w:abstractNumId w:val="24"/>
   </w:num>
   <w:num w:numId="10" w16cid:durableId="1685129152">
     <w:abstractNumId w:val="12"/>
   </w:num>
   <w:num w:numId="11" w16cid:durableId="958032091">
-    <w:abstractNumId w:val="20"/>
+    <w:abstractNumId w:val="21"/>
   </w:num>
   <w:num w:numId="12" w16cid:durableId="469327779">
     <w:abstractNumId w:val="14"/>
@@ -6084,10 +6429,10 @@
     <w:abstractNumId w:val="10"/>
   </w:num>
   <w:num w:numId="17" w16cid:durableId="27680028">
-    <w:abstractNumId w:val="21"/>
+    <w:abstractNumId w:val="22"/>
   </w:num>
   <w:num w:numId="18" w16cid:durableId="1303123675">
-    <w:abstractNumId w:val="17"/>
+    <w:abstractNumId w:val="18"/>
   </w:num>
   <w:num w:numId="19" w16cid:durableId="308368119">
     <w:abstractNumId w:val="6"/>
@@ -6096,7 +6441,7 @@
     <w:abstractNumId w:val="5"/>
   </w:num>
   <w:num w:numId="21" w16cid:durableId="614098443">
-    <w:abstractNumId w:val="23"/>
+    <w:abstractNumId w:val="25"/>
   </w:num>
   <w:num w:numId="22" w16cid:durableId="1297881286">
     <w:abstractNumId w:val="4"/>
@@ -6109,6 +6454,12 @@
   </w:num>
   <w:num w:numId="25" w16cid:durableId="1152599703">
     <w:abstractNumId w:val="16"/>
+  </w:num>
+  <w:num w:numId="26" w16cid:durableId="407074859">
+    <w:abstractNumId w:val="17"/>
+  </w:num>
+  <w:num w:numId="27" w16cid:durableId="884566185">
+    <w:abstractNumId w:val="23"/>
   </w:num>
 </w:numbering>
 </file>
